--- a/documentacion/capstone/Fase_2/Evidencias_Individuales/Material_de_Apoyo/2.2_APT122_Propuesta_Autoevaluacion_Fase2_Samantha_Tapia_PARA_REVISION.docx
+++ b/documentacion/capstone/Fase_2/Evidencias_Individuales/Material_de_Apoyo/2.2_APT122_Propuesta_Autoevaluacion_Fase2_Samantha_Tapia_PARA_REVISION.docx
@@ -352,9 +352,9 @@
               <w:rPr>
                 <w:sz w:val="16"/>
               </w:rPr>
-              <w:t>Logrado · 60 % (condicional)</w:t>
+              <w:t>Logrado · 60 % (condicional). Existen fichas 02–04, seis imágenes y anexos A1–A3/B1–B3. Faltan pruebas de cierre. Mantener este nivel como propuesta pendiente de decisión personal.</w:t>
               <w:br/>
-              <w:t>Existen fichas 02–04 y código en GitHub. Aún faltan capturas, casos de prueba y anexos; bajar a incipiente si el docente considera los ajustes mayores.</w:t>
+              <w:t/>
             </w:r>
           </w:p>
         </w:tc>
@@ -768,7 +768,7 @@
         <w:pStyle w:val="ListBullet"/>
       </w:pPr>
       <w:r>
-        <w:t>Comparar la guía 2.4 con los requisitos formales de la pauta 2.2; definir con el docente si se entregan como documentos separados.</w:t>
+        <w:t>Comparar la guía 2.4 con los requisitos formales de la pauta 2.2; confirmar con el docente su forma de entrega. La traducción completa optativa no exime por sí sola los apartados en inglés.</w:t>
       </w:r>
     </w:p>
     <w:p>
@@ -784,7 +784,7 @@
         <w:pStyle w:val="ListBullet"/>
       </w:pPr>
       <w:r>
-        <w:t>Adjuntar posteriormente las capturas de API, SQLite, ESP32/PN532, panel y reportes; por ahora están pendientes.</w:t>
+        <w:t>API, SQLite y montaje ESP32/PN532 ya tienen evidencia parcial. Siguen pendientes panel, reportes y nueva asistencia correlacionada.</w:t>
       </w:r>
     </w:p>
     <w:p>
